--- a/pr-preview/pr-24/entropy.docx
+++ b/pr-preview/pr-24/entropy.docx
@@ -15,7 +15,7 @@
         <w:pStyle w:val="Date"/>
       </w:pPr>
       <w:r>
-        <w:t xml:space="preserve">Last modified: 2026-10-23 16:25:31 (PDT)</w:t>
+        <w:t xml:space="preserve">Last modified: 2026-10-23 16:55:58 (PDT)</w:t>
       </w:r>
     </w:p>
     <w:p>
@@ -56,7 +56,7 @@
         <w:t xml:space="preserve">.</w:t>
       </w:r>
     </w:p>
-    <w:bookmarkStart w:id="21" w:name="sec-surprisal"/>
+    <w:bookmarkStart w:id="22" w:name="sec-surprisal"/>
     <w:p>
       <w:pPr>
         <w:pStyle w:val="Heading2"/>
@@ -1346,7 +1346,7 @@
       </w:r>
     </w:p>
     <w:bookmarkEnd w:id="16"/>
-    <w:bookmarkStart w:id="20" w:name="rem-surprisal-fisher-information"/>
+    <w:bookmarkStart w:id="21" w:name="rem-surprisal-fisher-information"/>
     <w:p>
       <w:pPr>
         <w:pStyle w:val="BodyText"/>
@@ -1379,7 +1379,24 @@
         <w:t xml:space="preserve"> </w:t>
       </w:r>
       <w:r>
-        <w:t xml:space="preserve">the surprisal of an outcome</w:t>
+        <w:t xml:space="preserve">the</w:t>
+      </w:r>
+      <w:r>
+        <w:t xml:space="preserve"> </w:t>
+      </w:r>
+      <w:hyperlink w:anchor="def-surprisal">
+        <w:r>
+          <w:rPr>
+            <w:rStyle w:val="Hyperlink"/>
+          </w:rPr>
+          <w:t xml:space="preserve">surprisal</w:t>
+        </w:r>
+      </w:hyperlink>
+      <w:r>
+        <w:t xml:space="preserve"> </w:t>
+      </w:r>
+      <w:r>
+        <w:t xml:space="preserve">of an outcome</w:t>
       </w:r>
       <w:r>
         <w:t xml:space="preserve"> </w:t>
@@ -1509,13 +1526,30 @@
         <w:t xml:space="preserve"> </w:t>
       </w:r>
       <w:r>
-        <w:t xml:space="preserve">which is also the curvature of the Kullback–Leibler divergence</w:t>
-      </w:r>
-      <w:r>
-        <w:t xml:space="preserve"> </w:t>
-      </w:r>
-      <w:r>
-        <w:t xml:space="preserve">at the true parameter value</w:t>
+        <w:t xml:space="preserve">which is also the second derivative, at the true parameter value,</w:t>
+      </w:r>
+      <w:r>
+        <w:t xml:space="preserve"> </w:t>
+      </w:r>
+      <w:r>
+        <w:t xml:space="preserve">of the</w:t>
+      </w:r>
+      <w:r>
+        <w:t xml:space="preserve"> </w:t>
+      </w:r>
+      <w:hyperlink r:id="rId19">
+        <w:r>
+          <w:rPr>
+            <w:rStyle w:val="Hyperlink"/>
+          </w:rPr>
+          <w:t xml:space="preserve">Kullback–Leibler divergence</w:t>
+        </w:r>
+      </w:hyperlink>
+      <w:r>
+        <w:t xml:space="preserve"> </w:t>
+      </w:r>
+      <w:r>
+        <w:t xml:space="preserve">between the model at that value and the model at the varying value</w:t>
       </w:r>
       <w:r>
         <w:t xml:space="preserve"> </w:t>
@@ -1523,7 +1557,7 @@
       <w:r>
         <w:t xml:space="preserve">(</w:t>
       </w:r>
-      <w:hyperlink r:id="rId19">
+      <w:hyperlink r:id="rId20">
         <w:r>
           <w:rPr>
             <w:rStyle w:val="Hyperlink"/>
@@ -1535,9 +1569,9 @@
         <w:t xml:space="preserve">).</w:t>
       </w:r>
     </w:p>
-    <w:bookmarkEnd w:id="20"/>
     <w:bookmarkEnd w:id="21"/>
-    <w:bookmarkStart w:id="26" w:name="sec-conditional-entropy"/>
+    <w:bookmarkEnd w:id="22"/>
+    <w:bookmarkStart w:id="27" w:name="sec-conditional-entropy"/>
     <w:p>
       <w:pPr>
         <w:pStyle w:val="Heading2"/>
@@ -1546,7 +1580,7 @@
         <w:t xml:space="preserve">2 Joint and conditional entropy</w:t>
       </w:r>
     </w:p>
-    <w:bookmarkStart w:id="22" w:name="def-joint-entropy"/>
+    <w:bookmarkStart w:id="23" w:name="def-joint-entropy"/>
     <w:p>
       <w:pPr>
         <w:pStyle w:val="FirstParagraph"/>
@@ -1966,8 +2000,8 @@
         <w:t xml:space="preserve">.</w:t>
       </w:r>
     </w:p>
-    <w:bookmarkEnd w:id="22"/>
-    <w:bookmarkStart w:id="23" w:name="def-entropy-given-value"/>
+    <w:bookmarkEnd w:id="23"/>
+    <w:bookmarkStart w:id="24" w:name="def-entropy-given-value"/>
     <w:p>
       <w:pPr>
         <w:pStyle w:val="BodyText"/>
@@ -2488,8 +2522,8 @@
         <w:t xml:space="preserve">.</w:t>
       </w:r>
     </w:p>
-    <w:bookmarkEnd w:id="23"/>
-    <w:bookmarkStart w:id="24" w:name="def-conditional-entropy"/>
+    <w:bookmarkEnd w:id="24"/>
+    <w:bookmarkStart w:id="25" w:name="def-conditional-entropy"/>
     <w:p>
       <w:pPr>
         <w:pStyle w:val="BodyText"/>
@@ -2935,8 +2969,8 @@
         <w:t xml:space="preserve">.</w:t>
       </w:r>
     </w:p>
-    <w:bookmarkEnd w:id="24"/>
-    <w:bookmarkStart w:id="25" w:name="thm-entropy-chain-rule"/>
+    <w:bookmarkEnd w:id="25"/>
+    <w:bookmarkStart w:id="26" w:name="thm-entropy-chain-rule"/>
     <w:p>
       <w:pPr>
         <w:pStyle w:val="BodyText"/>
@@ -3082,7 +3116,7 @@
         </m:oMath>
       </m:oMathPara>
     </w:p>
-    <w:bookmarkEnd w:id="25"/>
+    <w:bookmarkEnd w:id="26"/>
     <w:p>
       <w:pPr>
         <w:pStyle w:val="FirstParagraph"/>
@@ -4467,7 +4501,7 @@
         <w:t xml:space="preserve">.</w:t>
       </w:r>
     </w:p>
-    <w:bookmarkEnd w:id="26"/>
+    <w:bookmarkEnd w:id="27"/>
     <w:bookmarkStart w:id="35" w:name="sec-mutual-information"/>
     <w:p>
       <w:pPr>
@@ -4477,7 +4511,7 @@
         <w:t xml:space="preserve">3 Mutual information</w:t>
       </w:r>
     </w:p>
-    <w:bookmarkStart w:id="27" w:name="def-mutual-information"/>
+    <w:bookmarkStart w:id="28" w:name="def-mutual-information"/>
     <w:p>
       <w:pPr>
         <w:pStyle w:val="FirstParagraph"/>
@@ -4763,8 +4797,8 @@
         <w:t xml:space="preserve">.</w:t>
       </w:r>
     </w:p>
-    <w:bookmarkEnd w:id="27"/>
-    <w:bookmarkStart w:id="28" w:name="thm-mutual-information-symmetric"/>
+    <w:bookmarkEnd w:id="28"/>
+    <w:bookmarkStart w:id="29" w:name="thm-mutual-information-symmetric"/>
     <w:p>
       <w:pPr>
         <w:pStyle w:val="BodyText"/>
@@ -4946,7 +4980,7 @@
         </m:oMath>
       </m:oMathPara>
     </w:p>
-    <w:bookmarkEnd w:id="28"/>
+    <w:bookmarkEnd w:id="29"/>
     <w:p>
       <w:pPr>
         <w:pStyle w:val="FirstParagraph"/>
@@ -5521,7 +5555,7 @@
       <w:r>
         <w:t xml:space="preserve"> </w:t>
       </w:r>
-      <w:hyperlink r:id="rId29">
+      <w:hyperlink r:id="rId19">
         <w:r>
           <w:rPr>
             <w:rStyle w:val="Hyperlink"/>
